--- a/data/ai_paras/AI_para_99.docx
+++ b/data/ai_paras/AI_para_99.docx
@@ -4,7 +4,7 @@
   <w:body>
     <w:p>
       <w:r>
-        <w:t>The integration of artificial intelligence into the workforce has profoundly altered the current job market landscape. AI technologies have automated routine tasks, leading to a reduction in demand for certain manual labor roles while simultaneously creating opportunities in tech-driven industries (Ref-s851991). Current employment statistics reveal a shift towards jobs requiring advanced digital skills, as firms increasingly prioritize AI proficiency in their hiring processes (Ref-s851991). Despite the rise of AI, the job market is not uniformly impacted; some sectors, such as healthcare and education, continue to experience growth, highlighting the diverse effects of AI across different industries (Ref-s851991). Consequently, while AI's role in the workforce is expanding, it also necessitates an evolution in workforce skills to meet the changing demands of an AI-driven economy.</w:t>
+        <w:t>The integration of artificial intelligence into the workforce has profoundly altered the current job market landscape. AI technologies have automated routine tasks, leading to a reduction in demand for certain manual labor roles while simultaneously creating opportunities in tech-driven industries (Ref-f568356). Current employment statistics reveal a shift towards jobs requiring advanced digital skills, as firms increasingly prioritize AI proficiency in their hiring processes (Ref-f568356). Despite the rise of AI, the job market is not uniformly impacted; some sectors, such as healthcare and education, continue to experience growth, highlighting the diverse effects of AI across different industries (Ref-f568356). Consequently, while AI's role in the workforce is expanding, it also necessitates an evolution in workforce skills to meet the changing demands of an AI-driven economy.</w:t>
       </w:r>
     </w:p>
     <w:sectPr>
